--- a/worksheet.docx
+++ b/worksheet.docx
@@ -61,35 +61,141 @@
       <w:r>
         <w:t xml:space="preserve"> look for precise hidden correlations such as wellness vs load, or do u have this already built in? are u already doing this: Load Management &amp; Biometric Risk Assessment: Use AI for keeping stars on the floor. Interpreting Predictive Injury Modeling that analyzes wearable data (GPS, heart rate, sleep) to flag "red zones" for soft-tissue injuries a GM can ensure their team is at peak health for the NCAA Tournament. (Tools: __Teamworks__, __Kinexon__)</w:t>
       </w:r>
+      <w:r>
+        <w:br/>
+      </w:r>
     </w:p>
     <w:p>
       <w:pPr>
         <w:pStyle w:val="NormalWeb"/>
       </w:pPr>
       <w:r>
-        <w:br/>
-      </w:r>
-      <w:r>
-        <w:t xml:space="preserve">todays watchlist have </w:t>
-      </w:r>
-      <w:proofErr w:type="spellStart"/>
-      <w:r>
-        <w:t>gps</w:t>
-      </w:r>
-      <w:proofErr w:type="spellEnd"/>
-      <w:r>
-        <w:t xml:space="preserve"> data, forecast have </w:t>
-      </w:r>
-      <w:proofErr w:type="spellStart"/>
-      <w:r>
-        <w:t>gps</w:t>
-      </w:r>
-      <w:proofErr w:type="spellEnd"/>
-      <w:r>
-        <w:t xml:space="preserve"> data?</w:t>
+        <w:t>Run the whole pipeline (PowerShell)</w:t>
+      </w:r>
+    </w:p>
+    <w:p>
+      <w:r>
+        <w:t>cd C:\GitHub\waims-python</w:t>
       </w:r>
     </w:p>
     <w:p/>
+    <w:p>
+      <w:r>
+        <w:t xml:space="preserve"># </w:t>
+      </w:r>
+      <w:proofErr w:type="gramStart"/>
+      <w:r>
+        <w:t>activate</w:t>
+      </w:r>
+      <w:proofErr w:type="gramEnd"/>
+      <w:r>
+        <w:t xml:space="preserve"> </w:t>
+      </w:r>
+      <w:proofErr w:type="spellStart"/>
+      <w:r>
+        <w:t>venv</w:t>
+      </w:r>
+      <w:proofErr w:type="spellEnd"/>
+    </w:p>
+    <w:p>
+      <w:r>
+        <w:t>.\.</w:t>
+      </w:r>
+      <w:proofErr w:type="spellStart"/>
+      <w:r>
+        <w:t>venv</w:t>
+      </w:r>
+      <w:proofErr w:type="spellEnd"/>
+      <w:r>
+        <w:t>\Scripts\Activate.ps1</w:t>
+      </w:r>
+    </w:p>
+    <w:p/>
+    <w:p>
+      <w:r>
+        <w:t># (one-time) install any missing deps</w:t>
+      </w:r>
+    </w:p>
+    <w:p>
+      <w:r>
+        <w:t xml:space="preserve">python -m pip install pandas </w:t>
+      </w:r>
+      <w:proofErr w:type="spellStart"/>
+      <w:r>
+        <w:t>numpy</w:t>
+      </w:r>
+      <w:proofErr w:type="spellEnd"/>
+    </w:p>
+    <w:p/>
+    <w:p>
+      <w:r>
+        <w:t xml:space="preserve"># 1) generate demo </w:t>
+      </w:r>
+      <w:proofErr w:type="spellStart"/>
+      <w:r>
+        <w:t>db</w:t>
+      </w:r>
+      <w:proofErr w:type="spellEnd"/>
+      <w:r>
+        <w:t xml:space="preserve"> (if you use it)</w:t>
+      </w:r>
+    </w:p>
+    <w:p>
+      <w:r>
+        <w:t>python generate_demo_data.py</w:t>
+      </w:r>
+    </w:p>
+    <w:p/>
+    <w:p>
+      <w:proofErr w:type="gramStart"/>
+      <w:r>
+        <w:t># 2)</w:t>
+      </w:r>
+      <w:proofErr w:type="gramEnd"/>
+      <w:r>
+        <w:t xml:space="preserve"> optionally ingest any CSVs you dropped into </w:t>
+      </w:r>
+      <w:proofErr w:type="spellStart"/>
+      <w:r>
+        <w:t>data_drop</w:t>
+      </w:r>
+      <w:proofErr w:type="spellEnd"/>
+      <w:r>
+        <w:t>/*</w:t>
+      </w:r>
+    </w:p>
+    <w:p>
+      <w:r>
+        <w:t>python scripts\ingest_drop_folder.py</w:t>
+      </w:r>
+    </w:p>
+    <w:p/>
+    <w:p>
+      <w:r>
+        <w:t># 3) train models</w:t>
+      </w:r>
+    </w:p>
+    <w:p>
+      <w:r>
+        <w:t>python train_models.py</w:t>
+      </w:r>
+    </w:p>
+    <w:p/>
+    <w:p>
+      <w:r>
+        <w:t># 4) run dashboard</w:t>
+      </w:r>
+    </w:p>
+    <w:p>
+      <w:proofErr w:type="spellStart"/>
+      <w:r>
+        <w:t>streamlit</w:t>
+      </w:r>
+      <w:proofErr w:type="spellEnd"/>
+      <w:r>
+        <w:t xml:space="preserve"> run dashboard.py</w:t>
+      </w:r>
+    </w:p>
     <w:sectPr>
       <w:pgSz w:w="12240" w:h="15840"/>
       <w:pgMar w:top="1440" w:right="1440" w:bottom="1440" w:left="1440" w:header="720" w:footer="720" w:gutter="0"/>

--- a/worksheet.docx
+++ b/worksheet.docx
@@ -4,66 +4,94 @@
   <w:body>
     <w:p>
       <w:pPr>
+        <w:pStyle w:val="font-claude-response-body"/>
+      </w:pPr>
+      <w:r>
+        <w:t>WAIMS uses both, doing different jobs:</w:t>
+      </w:r>
+    </w:p>
+    <w:p>
+      <w:pPr>
+        <w:pStyle w:val="font-claude-response-body"/>
+      </w:pPr>
+      <w:r>
+        <w:rPr>
+          <w:rStyle w:val="Strong"/>
+          <w:rFonts w:eastAsiaTheme="majorEastAsia"/>
+        </w:rPr>
+        <w:t>Machine Learning (Random Forest classifier)</w:t>
+      </w:r>
+      <w:r>
+        <w:t xml:space="preserve"> in </w:t>
+      </w:r>
+      <w:r>
+        <w:rPr>
+          <w:rStyle w:val="HTMLCode"/>
+          <w:rFonts w:eastAsiaTheme="majorEastAsia"/>
+        </w:rPr>
+        <w:t>train_models.py</w:t>
+      </w:r>
+      <w:r>
+        <w:t xml:space="preserve"> — this is the injury risk predictor. It learns statistical patterns from historical monitoring data (sleep, CMJ, ACWR, schedule features) and outputs a probability score. Supervised learning, trained on labeled data (injured_within_7days = 1/0). This is the same class of model used by professional sports science teams.</w:t>
+      </w:r>
+    </w:p>
+    <w:p>
+      <w:pPr>
+        <w:pStyle w:val="font-claude-response-body"/>
+      </w:pPr>
+      <w:r>
+        <w:rPr>
+          <w:rStyle w:val="Strong"/>
+          <w:rFonts w:eastAsiaTheme="majorEastAsia"/>
+        </w:rPr>
+        <w:t>Rule-based scoring</w:t>
+      </w:r>
+      <w:r>
+        <w:t xml:space="preserve"> in the readiness scorer — not ML at all. It's a weighted formula with evidence-based thresholds (sleep 15pts, CMJ 15pts, etc.). Deterministic, explainable, auditable. Professional teams prefer this for daily decisions because you can explain exactly why a player is flagged.</w:t>
+      </w:r>
+    </w:p>
+    <w:p>
+      <w:pPr>
+        <w:pStyle w:val="font-claude-response-body"/>
+      </w:pPr>
+      <w:r>
+        <w:rPr>
+          <w:rStyle w:val="Strong"/>
+          <w:rFonts w:eastAsiaTheme="majorEastAsia"/>
+        </w:rPr>
+        <w:t>Generative AI</w:t>
+      </w:r>
+      <w:r>
+        <w:t xml:space="preserve"> — the "Ask the Watchlist" tab calls the Claude API to answer natural language questions about your data. That's the only generative AI component. It doesn't make decisions — it translates data into plain English for coaches.</w:t>
+      </w:r>
+    </w:p>
+    <w:p>
+      <w:pPr>
+        <w:pStyle w:val="font-claude-response-body"/>
+      </w:pPr>
+      <w:proofErr w:type="gramStart"/>
+      <w:r>
+        <w:t>So</w:t>
+      </w:r>
+      <w:proofErr w:type="gramEnd"/>
+      <w:r>
+        <w:t xml:space="preserve"> the honest answer for your portfolio: </w:t>
+      </w:r>
+      <w:r>
+        <w:rPr>
+          <w:rStyle w:val="Strong"/>
+          <w:rFonts w:eastAsiaTheme="majorEastAsia"/>
+        </w:rPr>
+        <w:t>"WAIMS combines a Random Forest injury risk model, an evidence-based readiness scoring system, and a generative AI natural language query layer."</w:t>
+      </w:r>
+      <w:r>
+        <w:t xml:space="preserve"> That's a strong and accurate answer in an interview.</w:t>
+      </w:r>
+    </w:p>
+    <w:p>
+      <w:pPr>
         <w:pStyle w:val="NormalWeb"/>
       </w:pPr>
-      <w:proofErr w:type="gramStart"/>
-      <w:r>
-        <w:t>what</w:t>
-      </w:r>
-      <w:proofErr w:type="gramEnd"/>
-      <w:r>
-        <w:t xml:space="preserve"> is best method for the research tool. ChatGPT has </w:t>
-      </w:r>
-      <w:proofErr w:type="spellStart"/>
-      <w:r>
-        <w:t>Scispace</w:t>
-      </w:r>
-      <w:proofErr w:type="spellEnd"/>
-      <w:r>
-        <w:t xml:space="preserve">, this site has </w:t>
-      </w:r>
-      <w:hyperlink r:id="rId4" w:tgtFrame="_blank" w:history="1">
-        <w:r>
-          <w:rPr>
-            <w:rStyle w:val="Hyperlink"/>
-            <w:rFonts w:eastAsiaTheme="majorEastAsia"/>
-          </w:rPr>
-          <w:t>NBA Sports Science Research January 2026 | 16 Studies | Claude</w:t>
-        </w:r>
-      </w:hyperlink>
-      <w:r>
-        <w:br/>
-      </w:r>
-      <w:r>
-        <w:br/>
-      </w:r>
-      <w:proofErr w:type="spellStart"/>
-      <w:r>
-        <w:t>FOr</w:t>
-      </w:r>
-      <w:proofErr w:type="spellEnd"/>
-      <w:r>
-        <w:t xml:space="preserve"> my overall project, how can </w:t>
-      </w:r>
-      <w:proofErr w:type="spellStart"/>
-      <w:r>
-        <w:t>i</w:t>
-      </w:r>
-      <w:proofErr w:type="spellEnd"/>
-      <w:r>
-        <w:t xml:space="preserve"> have </w:t>
-      </w:r>
-      <w:proofErr w:type="spellStart"/>
-      <w:r>
-        <w:t>claude</w:t>
-      </w:r>
-      <w:proofErr w:type="spellEnd"/>
-      <w:r>
-        <w:t xml:space="preserve"> look for precise hidden correlations such as wellness vs load, or do u have this already built in? are u already doing this: Load Management &amp; Biometric Risk Assessment: Use AI for keeping stars on the floor. Interpreting Predictive Injury Modeling that analyzes wearable data (GPS, heart rate, sleep) to flag "red zones" for soft-tissue injuries a GM can ensure their team is at peak health for the NCAA Tournament. (Tools: __Teamworks__, __Kinexon__)</w:t>
-      </w:r>
-      <w:r>
-        <w:br/>
-      </w:r>
     </w:p>
     <w:p>
       <w:pPr>
@@ -1150,6 +1178,43 @@
       <w:u w:val="single"/>
     </w:rPr>
   </w:style>
+  <w:style w:type="paragraph" w:customStyle="1" w:styleId="font-claude-response-body">
+    <w:name w:val="font-claude-response-body"/>
+    <w:basedOn w:val="Normal"/>
+    <w:rsid w:val="00743781"/>
+    <w:pPr>
+      <w:spacing w:before="100" w:beforeAutospacing="1" w:after="100" w:afterAutospacing="1" w:line="240" w:lineRule="auto"/>
+    </w:pPr>
+    <w:rPr>
+      <w:rFonts w:ascii="Times New Roman" w:eastAsia="Times New Roman" w:hAnsi="Times New Roman" w:cs="Times New Roman"/>
+      <w:kern w:val="0"/>
+      <w14:ligatures w14:val="none"/>
+    </w:rPr>
+  </w:style>
+  <w:style w:type="character" w:styleId="Strong">
+    <w:name w:val="Strong"/>
+    <w:basedOn w:val="DefaultParagraphFont"/>
+    <w:uiPriority w:val="22"/>
+    <w:qFormat/>
+    <w:rsid w:val="00743781"/>
+    <w:rPr>
+      <w:b/>
+      <w:bCs/>
+    </w:rPr>
+  </w:style>
+  <w:style w:type="character" w:styleId="HTMLCode">
+    <w:name w:val="HTML Code"/>
+    <w:basedOn w:val="DefaultParagraphFont"/>
+    <w:uiPriority w:val="99"/>
+    <w:semiHidden/>
+    <w:unhideWhenUsed/>
+    <w:rsid w:val="00743781"/>
+    <w:rPr>
+      <w:rFonts w:ascii="Courier New" w:eastAsia="Times New Roman" w:hAnsi="Courier New" w:cs="Courier New"/>
+      <w:sz w:val="20"/>
+      <w:szCs w:val="20"/>
+    </w:rPr>
+  </w:style>
 </w:styles>
 </file>
 

--- a/worksheet.docx
+++ b/worksheet.docx
@@ -215,6 +215,24 @@
       </w:r>
     </w:p>
     <w:p>
+      <w:pPr>
+        <w:pStyle w:val="Heading1"/>
+        <w:pBdr>
+          <w:top w:val="single" w:sz="2" w:space="0" w:color="4D4D4D"/>
+          <w:left w:val="single" w:sz="2" w:space="0" w:color="4D4D4D"/>
+          <w:bottom w:val="single" w:sz="2" w:space="0" w:color="4D4D4D"/>
+          <w:right w:val="single" w:sz="2" w:space="0" w:color="4D4D4D"/>
+        </w:pBdr>
+        <w:rPr>
+          <w:rFonts w:ascii="Georgia" w:eastAsia="Times New Roman" w:hAnsi="Georgia" w:cs="Times New Roman"/>
+          <w:caps/>
+          <w:color w:val="FAFAFA"/>
+          <w:spacing w:val="5"/>
+          <w:kern w:val="36"/>
+          <w:sz w:val="48"/>
+          <w:szCs w:val="48"/>
+        </w:rPr>
+      </w:pPr>
       <w:proofErr w:type="spellStart"/>
       <w:r>
         <w:t>streamlit</w:t>
@@ -223,7 +241,632 @@
       <w:r>
         <w:t xml:space="preserve"> run dashboard.py</w:t>
       </w:r>
-    </w:p>
+      <w:r>
+        <w:br/>
+      </w:r>
+      <w:r>
+        <w:br/>
+      </w:r>
+      <w:r>
+        <w:rPr>
+          <w:rFonts w:ascii="Georgia" w:eastAsia="Times New Roman" w:hAnsi="Georgia" w:cs="Times New Roman"/>
+          <w:caps/>
+          <w:color w:val="FAFAFA"/>
+          <w:spacing w:val="5"/>
+          <w:kern w:val="36"/>
+          <w:sz w:val="48"/>
+          <w:szCs w:val="48"/>
+        </w:rPr>
+        <w:t>The Hidden Risks of AI Adoption in Sports</w:t>
+      </w:r>
+    </w:p>
+    <w:p>
+      <w:pPr>
+        <w:rPr>
+          <w:color w:val="C7C7C7"/>
+        </w:rPr>
+      </w:pPr>
+      <w:r>
+        <w:rPr>
+          <w:color w:val="C7C7C7"/>
+        </w:rPr>
+        <w:t>Troy Flanagan</w:t>
+      </w:r>
+    </w:p>
+    <w:p>
+      <w:pPr>
+        <w:rPr>
+          <w:color w:val="C7C7C7"/>
+        </w:rPr>
+      </w:pPr>
+      <w:r>
+        <w:rPr>
+          <w:color w:val="C7C7C7"/>
+        </w:rPr>
+        <w:t>April 28, 2025</w:t>
+      </w:r>
+    </w:p>
+    <w:p>
+      <w:pPr>
+        <w:rPr>
+          <w:color w:val="C7C7C7"/>
+        </w:rPr>
+      </w:pPr>
+      <w:r>
+        <w:rPr>
+          <w:color w:val="C7C7C7"/>
+        </w:rPr>
+        <w:t>3 min read</w:t>
+      </w:r>
+    </w:p>
+    <w:p>
+      <w:pPr>
+        <w:pBdr>
+          <w:top w:val="single" w:sz="2" w:space="0" w:color="4D4D4D"/>
+          <w:left w:val="single" w:sz="2" w:space="0" w:color="4D4D4D"/>
+          <w:bottom w:val="single" w:sz="2" w:space="0" w:color="4D4D4D"/>
+          <w:right w:val="single" w:sz="2" w:space="0" w:color="4D4D4D"/>
+        </w:pBdr>
+        <w:shd w:val="clear" w:color="auto" w:fill="0A0A0A"/>
+        <w:spacing w:before="100" w:beforeAutospacing="1" w:after="100" w:afterAutospacing="1"/>
+        <w:rPr>
+          <w:rFonts w:ascii="Arial" w:hAnsi="Arial" w:cs="Arial"/>
+          <w:color w:val="FAFAFA"/>
+          <w:spacing w:val="-2"/>
+          <w:sz w:val="27"/>
+          <w:szCs w:val="27"/>
+        </w:rPr>
+      </w:pPr>
+      <w:r>
+        <w:rPr>
+          <w:rFonts w:ascii="Arial" w:hAnsi="Arial" w:cs="Arial"/>
+          <w:color w:val="FAFAFA"/>
+          <w:spacing w:val="-2"/>
+          <w:sz w:val="27"/>
+          <w:szCs w:val="27"/>
+        </w:rPr>
+        <w:t>A few years ago, I sat in a room listening to a group of prominent data scientists lay out the future of AI in business. I'll admit it, I thought I knew exactly how to build a winning AI setup. Collect as much data as possible, plug it into some smart models, build a few slick dashboards, and wait for the magic to happen. I couldn't have been more wrong.</w:t>
+      </w:r>
+    </w:p>
+    <w:p>
+      <w:pPr>
+        <w:pBdr>
+          <w:top w:val="single" w:sz="2" w:space="0" w:color="4D4D4D"/>
+          <w:left w:val="single" w:sz="2" w:space="0" w:color="4D4D4D"/>
+          <w:bottom w:val="single" w:sz="2" w:space="0" w:color="4D4D4D"/>
+          <w:right w:val="single" w:sz="2" w:space="0" w:color="4D4D4D"/>
+        </w:pBdr>
+        <w:shd w:val="clear" w:color="auto" w:fill="0A0A0A"/>
+        <w:spacing w:before="100" w:beforeAutospacing="1" w:after="100" w:afterAutospacing="1"/>
+        <w:rPr>
+          <w:rFonts w:ascii="Arial" w:hAnsi="Arial" w:cs="Arial"/>
+          <w:color w:val="FAFAFA"/>
+          <w:spacing w:val="-2"/>
+          <w:sz w:val="27"/>
+          <w:szCs w:val="27"/>
+        </w:rPr>
+      </w:pPr>
+      <w:r>
+        <w:rPr>
+          <w:rFonts w:ascii="Arial" w:hAnsi="Arial" w:cs="Arial"/>
+          <w:color w:val="FAFAFA"/>
+          <w:spacing w:val="-2"/>
+          <w:sz w:val="27"/>
+          <w:szCs w:val="27"/>
+        </w:rPr>
+        <w:t xml:space="preserve">What I didn't realize at the time, and what so many teams still miss today, is that AI isn't magic. It's not a shortcut. And if you set it up wrong, it can do more harm than good. It can bury you </w:t>
+      </w:r>
+      <w:proofErr w:type="gramStart"/>
+      <w:r>
+        <w:rPr>
+          <w:rFonts w:ascii="Arial" w:hAnsi="Arial" w:cs="Arial"/>
+          <w:color w:val="FAFAFA"/>
+          <w:spacing w:val="-2"/>
+          <w:sz w:val="27"/>
+          <w:szCs w:val="27"/>
+        </w:rPr>
+        <w:t>under</w:t>
+      </w:r>
+      <w:proofErr w:type="gramEnd"/>
+      <w:r>
+        <w:rPr>
+          <w:rFonts w:ascii="Arial" w:hAnsi="Arial" w:cs="Arial"/>
+          <w:color w:val="FAFAFA"/>
+          <w:spacing w:val="-2"/>
+          <w:sz w:val="27"/>
+          <w:szCs w:val="27"/>
+        </w:rPr>
+        <w:t xml:space="preserve"> bad data, point you toward the wrong decisions, and waste years of time and millions of dollars.</w:t>
+      </w:r>
+    </w:p>
+    <w:p>
+      <w:pPr>
+        <w:pBdr>
+          <w:top w:val="single" w:sz="2" w:space="0" w:color="4D4D4D"/>
+          <w:left w:val="single" w:sz="2" w:space="0" w:color="4D4D4D"/>
+          <w:bottom w:val="single" w:sz="2" w:space="0" w:color="4D4D4D"/>
+          <w:right w:val="single" w:sz="2" w:space="0" w:color="4D4D4D"/>
+        </w:pBdr>
+        <w:shd w:val="clear" w:color="auto" w:fill="0A0A0A"/>
+        <w:spacing w:before="100" w:beforeAutospacing="1" w:after="100" w:afterAutospacing="1"/>
+        <w:rPr>
+          <w:rFonts w:ascii="Arial" w:hAnsi="Arial" w:cs="Arial"/>
+          <w:color w:val="FAFAFA"/>
+          <w:spacing w:val="-2"/>
+          <w:sz w:val="27"/>
+          <w:szCs w:val="27"/>
+        </w:rPr>
+      </w:pPr>
+      <w:r>
+        <w:rPr>
+          <w:rFonts w:ascii="Arial" w:hAnsi="Arial" w:cs="Arial"/>
+          <w:color w:val="FAFAFA"/>
+          <w:spacing w:val="-2"/>
+          <w:sz w:val="27"/>
+          <w:szCs w:val="27"/>
+        </w:rPr>
+        <w:t xml:space="preserve">The teams that </w:t>
+      </w:r>
+      <w:proofErr w:type="gramStart"/>
+      <w:r>
+        <w:rPr>
+          <w:rFonts w:ascii="Arial" w:hAnsi="Arial" w:cs="Arial"/>
+          <w:color w:val="FAFAFA"/>
+          <w:spacing w:val="-2"/>
+          <w:sz w:val="27"/>
+          <w:szCs w:val="27"/>
+        </w:rPr>
+        <w:t>actually succeed</w:t>
+      </w:r>
+      <w:proofErr w:type="gramEnd"/>
+      <w:r>
+        <w:rPr>
+          <w:rFonts w:ascii="Arial" w:hAnsi="Arial" w:cs="Arial"/>
+          <w:color w:val="FAFAFA"/>
+          <w:spacing w:val="-2"/>
+          <w:sz w:val="27"/>
+          <w:szCs w:val="27"/>
+        </w:rPr>
+        <w:t xml:space="preserve"> with AI don't start with data. They start with decisions. The first thing you need to get right is crystal clarity on the questions you're trying to answer. Not just today, but five years from now. Without clear questions guiding everything, you're just hoarding data for the sake of it. And in a field as competitive and </w:t>
+      </w:r>
+      <w:proofErr w:type="gramStart"/>
+      <w:r>
+        <w:rPr>
+          <w:rFonts w:ascii="Arial" w:hAnsi="Arial" w:cs="Arial"/>
+          <w:color w:val="FAFAFA"/>
+          <w:spacing w:val="-2"/>
+          <w:sz w:val="27"/>
+          <w:szCs w:val="27"/>
+        </w:rPr>
+        <w:t>time-sensitive</w:t>
+      </w:r>
+      <w:proofErr w:type="gramEnd"/>
+      <w:r>
+        <w:rPr>
+          <w:rFonts w:ascii="Arial" w:hAnsi="Arial" w:cs="Arial"/>
+          <w:color w:val="FAFAFA"/>
+          <w:spacing w:val="-2"/>
+          <w:sz w:val="27"/>
+          <w:szCs w:val="27"/>
+        </w:rPr>
+        <w:t xml:space="preserve"> as professional sports, that's a death sentence.</w:t>
+      </w:r>
+    </w:p>
+    <w:p>
+      <w:pPr>
+        <w:pBdr>
+          <w:top w:val="single" w:sz="2" w:space="0" w:color="4D4D4D"/>
+          <w:left w:val="single" w:sz="2" w:space="0" w:color="4D4D4D"/>
+          <w:bottom w:val="single" w:sz="2" w:space="0" w:color="4D4D4D"/>
+          <w:right w:val="single" w:sz="2" w:space="0" w:color="4D4D4D"/>
+        </w:pBdr>
+        <w:shd w:val="clear" w:color="auto" w:fill="0A0A0A"/>
+        <w:spacing w:before="100" w:beforeAutospacing="1" w:after="100" w:afterAutospacing="1"/>
+        <w:outlineLvl w:val="1"/>
+        <w:rPr>
+          <w:rFonts w:ascii="Arial" w:hAnsi="Arial" w:cs="Arial"/>
+          <w:b/>
+          <w:bCs/>
+          <w:caps/>
+          <w:color w:val="FAFAFA"/>
+          <w:spacing w:val="5"/>
+          <w:sz w:val="36"/>
+          <w:szCs w:val="36"/>
+        </w:rPr>
+      </w:pPr>
+      <w:r>
+        <w:rPr>
+          <w:rFonts w:ascii="Arial" w:hAnsi="Arial" w:cs="Arial"/>
+          <w:b/>
+          <w:bCs/>
+          <w:caps/>
+          <w:color w:val="FAFAFA"/>
+          <w:spacing w:val="5"/>
+          <w:sz w:val="36"/>
+          <w:szCs w:val="36"/>
+        </w:rPr>
+        <w:t>Building the Right Infrastructure</w:t>
+      </w:r>
+    </w:p>
+    <w:p>
+      <w:pPr>
+        <w:pBdr>
+          <w:top w:val="single" w:sz="2" w:space="0" w:color="4D4D4D"/>
+          <w:left w:val="single" w:sz="2" w:space="0" w:color="4D4D4D"/>
+          <w:bottom w:val="single" w:sz="2" w:space="0" w:color="4D4D4D"/>
+          <w:right w:val="single" w:sz="2" w:space="0" w:color="4D4D4D"/>
+        </w:pBdr>
+        <w:shd w:val="clear" w:color="auto" w:fill="0A0A0A"/>
+        <w:spacing w:before="100" w:beforeAutospacing="1" w:after="100" w:afterAutospacing="1"/>
+        <w:rPr>
+          <w:rFonts w:ascii="Arial" w:hAnsi="Arial" w:cs="Arial"/>
+          <w:color w:val="FAFAFA"/>
+          <w:spacing w:val="-2"/>
+          <w:sz w:val="27"/>
+          <w:szCs w:val="27"/>
+        </w:rPr>
+      </w:pPr>
+      <w:r>
+        <w:rPr>
+          <w:rFonts w:ascii="Arial" w:hAnsi="Arial" w:cs="Arial"/>
+          <w:color w:val="FAFAFA"/>
+          <w:spacing w:val="-2"/>
+          <w:sz w:val="27"/>
+          <w:szCs w:val="27"/>
+        </w:rPr>
+        <w:t xml:space="preserve">Building the right infrastructure is the next critical piece. At the time, there was still some debate about whether cloud systems were the future. That debate is over. If you're serious about using AI at scale across performance departments, medical teams, front offices, and scouting networks, cloud platforms aren't just a nice-to-have; they're essential. Cloud gives you </w:t>
+      </w:r>
+      <w:proofErr w:type="gramStart"/>
+      <w:r>
+        <w:rPr>
+          <w:rFonts w:ascii="Arial" w:hAnsi="Arial" w:cs="Arial"/>
+          <w:color w:val="FAFAFA"/>
+          <w:spacing w:val="-2"/>
+          <w:sz w:val="27"/>
+          <w:szCs w:val="27"/>
+        </w:rPr>
+        <w:t>the speed</w:t>
+      </w:r>
+      <w:proofErr w:type="gramEnd"/>
+      <w:r>
+        <w:rPr>
+          <w:rFonts w:ascii="Arial" w:hAnsi="Arial" w:cs="Arial"/>
+          <w:color w:val="FAFAFA"/>
+          <w:spacing w:val="-2"/>
+          <w:sz w:val="27"/>
+          <w:szCs w:val="27"/>
+        </w:rPr>
+        <w:t>, security, and flexibility you simply can't match on a local server. AI needs room to breathe and grow, and only cloud-based systems can deliver that.</w:t>
+      </w:r>
+    </w:p>
+    <w:p>
+      <w:pPr>
+        <w:pBdr>
+          <w:top w:val="single" w:sz="2" w:space="0" w:color="4D4D4D"/>
+          <w:left w:val="single" w:sz="2" w:space="0" w:color="4D4D4D"/>
+          <w:bottom w:val="single" w:sz="2" w:space="0" w:color="4D4D4D"/>
+          <w:right w:val="single" w:sz="2" w:space="0" w:color="4D4D4D"/>
+        </w:pBdr>
+        <w:shd w:val="clear" w:color="auto" w:fill="0A0A0A"/>
+        <w:spacing w:before="100" w:beforeAutospacing="1" w:after="100" w:afterAutospacing="1"/>
+        <w:rPr>
+          <w:rFonts w:ascii="Arial" w:hAnsi="Arial" w:cs="Arial"/>
+          <w:color w:val="FAFAFA"/>
+          <w:spacing w:val="-2"/>
+          <w:sz w:val="27"/>
+          <w:szCs w:val="27"/>
+        </w:rPr>
+      </w:pPr>
+      <w:r>
+        <w:rPr>
+          <w:rFonts w:ascii="Arial" w:hAnsi="Arial" w:cs="Arial"/>
+          <w:color w:val="FAFAFA"/>
+          <w:spacing w:val="-2"/>
+          <w:sz w:val="27"/>
+          <w:szCs w:val="27"/>
+        </w:rPr>
+        <w:t xml:space="preserve">Even with good infrastructure, there's another trap that kills most AI projects before they even get off the ground: silos. Data teams often build isolated data </w:t>
+      </w:r>
+      <w:proofErr w:type="gramStart"/>
+      <w:r>
+        <w:rPr>
+          <w:rFonts w:ascii="Arial" w:hAnsi="Arial" w:cs="Arial"/>
+          <w:color w:val="FAFAFA"/>
+          <w:spacing w:val="-2"/>
+          <w:sz w:val="27"/>
+          <w:szCs w:val="27"/>
+        </w:rPr>
+        <w:t>systems</w:t>
+      </w:r>
+      <w:proofErr w:type="gramEnd"/>
+      <w:r>
+        <w:rPr>
+          <w:rFonts w:ascii="Arial" w:hAnsi="Arial" w:cs="Arial"/>
+          <w:color w:val="FAFAFA"/>
+          <w:spacing w:val="-2"/>
+          <w:sz w:val="27"/>
+          <w:szCs w:val="27"/>
+        </w:rPr>
+        <w:t xml:space="preserve"> and each one is independent and disconnected. It's almost guaranteed to fail. AI can't thrive when it's pulling from ten different sources, each telling a slightly different story. You need a centralized, clean, shared data system that acts as a single source of truth for everyone. Without that, your AI </w:t>
+      </w:r>
+      <w:proofErr w:type="gramStart"/>
+      <w:r>
+        <w:rPr>
+          <w:rFonts w:ascii="Arial" w:hAnsi="Arial" w:cs="Arial"/>
+          <w:color w:val="FAFAFA"/>
+          <w:spacing w:val="-2"/>
+          <w:sz w:val="27"/>
+          <w:szCs w:val="27"/>
+        </w:rPr>
+        <w:t>outputs</w:t>
+      </w:r>
+      <w:proofErr w:type="gramEnd"/>
+      <w:r>
+        <w:rPr>
+          <w:rFonts w:ascii="Arial" w:hAnsi="Arial" w:cs="Arial"/>
+          <w:color w:val="FAFAFA"/>
+          <w:spacing w:val="-2"/>
+          <w:sz w:val="27"/>
+          <w:szCs w:val="27"/>
+        </w:rPr>
+        <w:t xml:space="preserve"> will be just as messy and confused as the systems feeding them.</w:t>
+      </w:r>
+    </w:p>
+    <w:p>
+      <w:pPr>
+        <w:pBdr>
+          <w:top w:val="single" w:sz="2" w:space="0" w:color="4D4D4D"/>
+          <w:left w:val="single" w:sz="2" w:space="0" w:color="4D4D4D"/>
+          <w:bottom w:val="single" w:sz="2" w:space="0" w:color="4D4D4D"/>
+          <w:right w:val="single" w:sz="2" w:space="0" w:color="4D4D4D"/>
+        </w:pBdr>
+        <w:shd w:val="clear" w:color="auto" w:fill="0A0A0A"/>
+        <w:spacing w:before="100" w:beforeAutospacing="1" w:after="100" w:afterAutospacing="1"/>
+        <w:outlineLvl w:val="1"/>
+        <w:rPr>
+          <w:rFonts w:ascii="Arial" w:hAnsi="Arial" w:cs="Arial"/>
+          <w:b/>
+          <w:bCs/>
+          <w:caps/>
+          <w:color w:val="FAFAFA"/>
+          <w:spacing w:val="5"/>
+          <w:sz w:val="36"/>
+          <w:szCs w:val="36"/>
+        </w:rPr>
+      </w:pPr>
+      <w:r>
+        <w:rPr>
+          <w:rFonts w:ascii="Arial" w:hAnsi="Arial" w:cs="Arial"/>
+          <w:b/>
+          <w:bCs/>
+          <w:caps/>
+          <w:color w:val="FAFAFA"/>
+          <w:spacing w:val="5"/>
+          <w:sz w:val="36"/>
+          <w:szCs w:val="36"/>
+        </w:rPr>
+        <w:t>The People Behind AI</w:t>
+      </w:r>
+    </w:p>
+    <w:p>
+      <w:pPr>
+        <w:pBdr>
+          <w:top w:val="single" w:sz="2" w:space="0" w:color="4D4D4D"/>
+          <w:left w:val="single" w:sz="2" w:space="0" w:color="4D4D4D"/>
+          <w:bottom w:val="single" w:sz="2" w:space="0" w:color="4D4D4D"/>
+          <w:right w:val="single" w:sz="2" w:space="0" w:color="4D4D4D"/>
+        </w:pBdr>
+        <w:shd w:val="clear" w:color="auto" w:fill="0A0A0A"/>
+        <w:spacing w:before="100" w:beforeAutospacing="1" w:after="100" w:afterAutospacing="1"/>
+        <w:rPr>
+          <w:rFonts w:ascii="Arial" w:hAnsi="Arial" w:cs="Arial"/>
+          <w:color w:val="FAFAFA"/>
+          <w:spacing w:val="-2"/>
+          <w:sz w:val="27"/>
+          <w:szCs w:val="27"/>
+        </w:rPr>
+      </w:pPr>
+      <w:r>
+        <w:rPr>
+          <w:rFonts w:ascii="Arial" w:hAnsi="Arial" w:cs="Arial"/>
+          <w:color w:val="FAFAFA"/>
+          <w:spacing w:val="-2"/>
+          <w:sz w:val="27"/>
+          <w:szCs w:val="27"/>
+        </w:rPr>
+        <w:t xml:space="preserve">Then there's the question of people. This was probably the biggest surprise for me. Early on, I thought the key hires were the front-end developers. The ones who could build beautiful dashboards and create flashy apps that made us all go "wow." But the real heroes behind any successful AI system are the ones you don't see: the data engineers who build and maintain the pipelines, the analysts who surface the real insights, and the statisticians who ensure that those insights </w:t>
+      </w:r>
+      <w:proofErr w:type="gramStart"/>
+      <w:r>
+        <w:rPr>
+          <w:rFonts w:ascii="Arial" w:hAnsi="Arial" w:cs="Arial"/>
+          <w:color w:val="FAFAFA"/>
+          <w:spacing w:val="-2"/>
+          <w:sz w:val="27"/>
+          <w:szCs w:val="27"/>
+        </w:rPr>
+        <w:t>actually stand</w:t>
+      </w:r>
+      <w:proofErr w:type="gramEnd"/>
+      <w:r>
+        <w:rPr>
+          <w:rFonts w:ascii="Arial" w:hAnsi="Arial" w:cs="Arial"/>
+          <w:color w:val="FAFAFA"/>
+          <w:spacing w:val="-2"/>
+          <w:sz w:val="27"/>
+          <w:szCs w:val="27"/>
+        </w:rPr>
+        <w:t xml:space="preserve"> up to scrutiny. Front-end developers are great — once the foundation is solid. But hiring them too early is like decorating a house before you pour the concrete. It might look good for a little while, but eventually it's going to fall apart.</w:t>
+      </w:r>
+    </w:p>
+    <w:p>
+      <w:pPr>
+        <w:pBdr>
+          <w:top w:val="single" w:sz="2" w:space="0" w:color="4D4D4D"/>
+          <w:left w:val="single" w:sz="2" w:space="0" w:color="4D4D4D"/>
+          <w:bottom w:val="single" w:sz="2" w:space="0" w:color="4D4D4D"/>
+          <w:right w:val="single" w:sz="2" w:space="0" w:color="4D4D4D"/>
+        </w:pBdr>
+        <w:shd w:val="clear" w:color="auto" w:fill="0A0A0A"/>
+        <w:spacing w:before="100" w:beforeAutospacing="1" w:after="100" w:afterAutospacing="1"/>
+        <w:rPr>
+          <w:rFonts w:ascii="Arial" w:hAnsi="Arial" w:cs="Arial"/>
+          <w:color w:val="FAFAFA"/>
+          <w:spacing w:val="-2"/>
+          <w:sz w:val="27"/>
+          <w:szCs w:val="27"/>
+        </w:rPr>
+      </w:pPr>
+      <w:r>
+        <w:rPr>
+          <w:rFonts w:ascii="Arial" w:hAnsi="Arial" w:cs="Arial"/>
+          <w:color w:val="FAFAFA"/>
+          <w:spacing w:val="-2"/>
+          <w:sz w:val="27"/>
+          <w:szCs w:val="27"/>
+        </w:rPr>
+        <w:t>One more thing: AI doesn't replace expertise, it enhances it. No matter how powerful the model</w:t>
+      </w:r>
+      <w:proofErr w:type="gramStart"/>
+      <w:r>
+        <w:rPr>
+          <w:rFonts w:ascii="Arial" w:hAnsi="Arial" w:cs="Arial"/>
+          <w:color w:val="FAFAFA"/>
+          <w:spacing w:val="-2"/>
+          <w:sz w:val="27"/>
+          <w:szCs w:val="27"/>
+        </w:rPr>
+        <w:t>, it</w:t>
+      </w:r>
+      <w:proofErr w:type="gramEnd"/>
+      <w:r>
+        <w:rPr>
+          <w:rFonts w:ascii="Arial" w:hAnsi="Arial" w:cs="Arial"/>
+          <w:color w:val="FAFAFA"/>
+          <w:spacing w:val="-2"/>
+          <w:sz w:val="27"/>
+          <w:szCs w:val="27"/>
+        </w:rPr>
+        <w:t xml:space="preserve"> needs to be informed by the people who know the game best: the coaches, the medical staff, the scouts, the players. If you're not constantly looping their real-world knowledge into the system, you're building something that might work perfectly in theory and completely fail on the field.</w:t>
+      </w:r>
+    </w:p>
+    <w:p>
+      <w:pPr>
+        <w:pBdr>
+          <w:top w:val="single" w:sz="2" w:space="0" w:color="4D4D4D"/>
+          <w:left w:val="single" w:sz="2" w:space="0" w:color="4D4D4D"/>
+          <w:bottom w:val="single" w:sz="2" w:space="0" w:color="4D4D4D"/>
+          <w:right w:val="single" w:sz="2" w:space="0" w:color="4D4D4D"/>
+        </w:pBdr>
+        <w:shd w:val="clear" w:color="auto" w:fill="0A0A0A"/>
+        <w:spacing w:before="100" w:beforeAutospacing="1" w:after="100" w:afterAutospacing="1"/>
+        <w:outlineLvl w:val="1"/>
+        <w:rPr>
+          <w:rFonts w:ascii="Arial" w:hAnsi="Arial" w:cs="Arial"/>
+          <w:b/>
+          <w:bCs/>
+          <w:caps/>
+          <w:color w:val="FAFAFA"/>
+          <w:spacing w:val="5"/>
+          <w:sz w:val="36"/>
+          <w:szCs w:val="36"/>
+        </w:rPr>
+      </w:pPr>
+      <w:r>
+        <w:rPr>
+          <w:rFonts w:ascii="Arial" w:hAnsi="Arial" w:cs="Arial"/>
+          <w:b/>
+          <w:bCs/>
+          <w:caps/>
+          <w:color w:val="FAFAFA"/>
+          <w:spacing w:val="5"/>
+          <w:sz w:val="36"/>
+          <w:szCs w:val="36"/>
+        </w:rPr>
+        <w:t>The Bottom Line</w:t>
+      </w:r>
+    </w:p>
+    <w:p>
+      <w:pPr>
+        <w:pBdr>
+          <w:top w:val="single" w:sz="2" w:space="0" w:color="4D4D4D"/>
+          <w:left w:val="single" w:sz="2" w:space="0" w:color="4D4D4D"/>
+          <w:bottom w:val="single" w:sz="2" w:space="0" w:color="4D4D4D"/>
+          <w:right w:val="single" w:sz="2" w:space="0" w:color="4D4D4D"/>
+        </w:pBdr>
+        <w:shd w:val="clear" w:color="auto" w:fill="0A0A0A"/>
+        <w:spacing w:before="100" w:beforeAutospacing="1" w:after="100" w:afterAutospacing="1"/>
+        <w:rPr>
+          <w:rFonts w:ascii="Arial" w:hAnsi="Arial" w:cs="Arial"/>
+          <w:color w:val="FAFAFA"/>
+          <w:spacing w:val="-2"/>
+          <w:sz w:val="27"/>
+          <w:szCs w:val="27"/>
+        </w:rPr>
+      </w:pPr>
+      <w:r>
+        <w:rPr>
+          <w:rFonts w:ascii="Arial" w:hAnsi="Arial" w:cs="Arial"/>
+          <w:color w:val="FAFAFA"/>
+          <w:spacing w:val="-2"/>
+          <w:sz w:val="27"/>
+          <w:szCs w:val="27"/>
+        </w:rPr>
+        <w:t xml:space="preserve">Looking back, I can say the most important lesson is this: AI success comes from doing </w:t>
+      </w:r>
+      <w:proofErr w:type="gramStart"/>
+      <w:r>
+        <w:rPr>
+          <w:rFonts w:ascii="Arial" w:hAnsi="Arial" w:cs="Arial"/>
+          <w:color w:val="FAFAFA"/>
+          <w:spacing w:val="-2"/>
+          <w:sz w:val="27"/>
+          <w:szCs w:val="27"/>
+        </w:rPr>
+        <w:t>the boring</w:t>
+      </w:r>
+      <w:proofErr w:type="gramEnd"/>
+      <w:r>
+        <w:rPr>
+          <w:rFonts w:ascii="Arial" w:hAnsi="Arial" w:cs="Arial"/>
+          <w:color w:val="FAFAFA"/>
+          <w:spacing w:val="-2"/>
+          <w:sz w:val="27"/>
+          <w:szCs w:val="27"/>
+        </w:rPr>
+        <w:t xml:space="preserve"> stuff well. It's not about chasing the latest tool or the biggest promises. It's about slowing down, building the right foundation, hiring the right people, and asking the right questions. When you get that part right, AI can transform how your team trains, competes, and wins. Rush through it, skip steps, or get seduced by the hype, and it's just another expensive mistake waiting to happen.</w:t>
+      </w:r>
+    </w:p>
+    <w:p>
+      <w:pPr>
+        <w:pBdr>
+          <w:top w:val="single" w:sz="2" w:space="0" w:color="4D4D4D"/>
+          <w:left w:val="single" w:sz="2" w:space="0" w:color="4D4D4D"/>
+          <w:bottom w:val="single" w:sz="2" w:space="0" w:color="4D4D4D"/>
+          <w:right w:val="single" w:sz="2" w:space="0" w:color="4D4D4D"/>
+        </w:pBdr>
+        <w:shd w:val="clear" w:color="auto" w:fill="0A0A0A"/>
+        <w:spacing w:before="100" w:beforeAutospacing="1" w:after="100" w:afterAutospacing="1"/>
+        <w:rPr>
+          <w:rFonts w:ascii="Arial" w:hAnsi="Arial" w:cs="Arial"/>
+          <w:color w:val="FAFAFA"/>
+          <w:spacing w:val="-2"/>
+          <w:sz w:val="27"/>
+          <w:szCs w:val="27"/>
+        </w:rPr>
+      </w:pPr>
+      <w:r>
+        <w:rPr>
+          <w:rFonts w:ascii="Arial" w:hAnsi="Arial" w:cs="Arial"/>
+          <w:color w:val="FAFAFA"/>
+          <w:spacing w:val="-2"/>
+          <w:sz w:val="27"/>
+          <w:szCs w:val="27"/>
+        </w:rPr>
+        <w:t>Everyone's racing to add AI to their programs right now. The real winners won't be the teams who move the fastest. It'll be the ones who build the smartest.</w:t>
+      </w:r>
+    </w:p>
+    <w:p/>
     <w:sectPr>
       <w:pgSz w:w="12240" w:h="15840"/>
       <w:pgMar w:top="1440" w:right="1440" w:bottom="1440" w:left="1440" w:header="720" w:footer="720" w:gutter="0"/>
@@ -634,6 +1277,15 @@
   <w:style w:type="paragraph" w:default="1" w:styleId="Normal">
     <w:name w:val="Normal"/>
     <w:qFormat/>
+    <w:rsid w:val="00A93C10"/>
+    <w:pPr>
+      <w:spacing w:after="0" w:line="240" w:lineRule="auto"/>
+    </w:pPr>
+    <w:rPr>
+      <w:rFonts w:ascii="Times New Roman" w:eastAsia="Times New Roman" w:hAnsi="Times New Roman" w:cs="Times New Roman"/>
+      <w:kern w:val="0"/>
+      <w14:ligatures w14:val="none"/>
+    </w:rPr>
   </w:style>
   <w:style w:type="paragraph" w:styleId="Heading1">
     <w:name w:val="heading 1"/>
@@ -759,7 +1411,7 @@
     <w:pPr>
       <w:keepNext/>
       <w:keepLines/>
-      <w:spacing w:before="40" w:after="0"/>
+      <w:spacing w:before="40"/>
       <w:outlineLvl w:val="5"/>
     </w:pPr>
     <w:rPr>
@@ -782,7 +1434,7 @@
     <w:pPr>
       <w:keepNext/>
       <w:keepLines/>
-      <w:spacing w:before="40" w:after="0"/>
+      <w:spacing w:before="40"/>
       <w:outlineLvl w:val="6"/>
     </w:pPr>
     <w:rPr>
@@ -803,7 +1455,6 @@
     <w:pPr>
       <w:keepNext/>
       <w:keepLines/>
-      <w:spacing w:after="0"/>
       <w:outlineLvl w:val="7"/>
     </w:pPr>
     <w:rPr>
@@ -826,7 +1477,6 @@
     <w:pPr>
       <w:keepNext/>
       <w:keepLines/>
-      <w:spacing w:after="0"/>
       <w:outlineLvl w:val="8"/>
     </w:pPr>
     <w:rPr>
@@ -989,7 +1639,7 @@
     <w:qFormat/>
     <w:rsid w:val="004E4DA2"/>
     <w:pPr>
-      <w:spacing w:after="80" w:line="240" w:lineRule="auto"/>
+      <w:spacing w:after="80"/>
       <w:contextualSpacing/>
     </w:pPr>
     <w:rPr>
@@ -1158,13 +1808,8 @@
     <w:unhideWhenUsed/>
     <w:rsid w:val="004E4DA2"/>
     <w:pPr>
-      <w:spacing w:before="100" w:beforeAutospacing="1" w:after="100" w:afterAutospacing="1" w:line="240" w:lineRule="auto"/>
+      <w:spacing w:before="100" w:beforeAutospacing="1" w:after="100" w:afterAutospacing="1"/>
     </w:pPr>
-    <w:rPr>
-      <w:rFonts w:ascii="Times New Roman" w:eastAsia="Times New Roman" w:hAnsi="Times New Roman" w:cs="Times New Roman"/>
-      <w:kern w:val="0"/>
-      <w14:ligatures w14:val="none"/>
-    </w:rPr>
   </w:style>
   <w:style w:type="character" w:styleId="Hyperlink">
     <w:name w:val="Hyperlink"/>
@@ -1183,13 +1828,8 @@
     <w:basedOn w:val="Normal"/>
     <w:rsid w:val="00743781"/>
     <w:pPr>
-      <w:spacing w:before="100" w:beforeAutospacing="1" w:after="100" w:afterAutospacing="1" w:line="240" w:lineRule="auto"/>
+      <w:spacing w:before="100" w:beforeAutospacing="1" w:after="100" w:afterAutospacing="1"/>
     </w:pPr>
-    <w:rPr>
-      <w:rFonts w:ascii="Times New Roman" w:eastAsia="Times New Roman" w:hAnsi="Times New Roman" w:cs="Times New Roman"/>
-      <w:kern w:val="0"/>
-      <w14:ligatures w14:val="none"/>
-    </w:rPr>
   </w:style>
   <w:style w:type="character" w:styleId="Strong">
     <w:name w:val="Strong"/>

--- a/worksheet.docx
+++ b/worksheet.docx
@@ -86,6 +86,407 @@
       </w:r>
       <w:r>
         <w:t xml:space="preserve"> That's a strong and accurate answer in an interview.</w:t>
+      </w:r>
+    </w:p>
+    <w:p>
+      <w:pPr>
+        <w:pStyle w:val="text-size-chat"/>
+        <w:numPr>
+          <w:ilvl w:val="0"/>
+          <w:numId w:val="1"/>
+        </w:numPr>
+        <w:pBdr>
+          <w:top w:val="single" w:sz="2" w:space="0" w:color="auto"/>
+          <w:left w:val="single" w:sz="2" w:space="0" w:color="auto"/>
+          <w:bottom w:val="single" w:sz="2" w:space="0" w:color="auto"/>
+          <w:right w:val="single" w:sz="2" w:space="0" w:color="auto"/>
+        </w:pBdr>
+        <w:shd w:val="clear" w:color="auto" w:fill="FFFFFF"/>
+        <w:spacing w:before="0" w:beforeAutospacing="0" w:after="90" w:afterAutospacing="0"/>
+        <w:rPr>
+          <w:rFonts w:ascii="Segoe UI" w:hAnsi="Segoe UI" w:cs="Segoe UI"/>
+          <w:color w:val="0D0D0D"/>
+          <w:sz w:val="20"/>
+          <w:szCs w:val="20"/>
+        </w:rPr>
+      </w:pPr>
+      <w:r>
+        <w:t>------------------------------------------------------------------------</w:t>
+      </w:r>
+      <w:r>
+        <w:br/>
+      </w:r>
+      <w:r>
+        <w:rPr>
+          <w:rFonts w:ascii="Segoe UI" w:hAnsi="Segoe UI" w:cs="Segoe UI"/>
+          <w:color w:val="0D0D0D"/>
+          <w:sz w:val="20"/>
+          <w:szCs w:val="20"/>
+        </w:rPr>
+        <w:t>use the simplest tool that solves the problem well</w:t>
+      </w:r>
+    </w:p>
+    <w:p>
+      <w:pPr>
+        <w:pStyle w:val="text-size-chat"/>
+        <w:numPr>
+          <w:ilvl w:val="0"/>
+          <w:numId w:val="1"/>
+        </w:numPr>
+        <w:pBdr>
+          <w:top w:val="single" w:sz="2" w:space="0" w:color="auto"/>
+          <w:left w:val="single" w:sz="2" w:space="0" w:color="auto"/>
+          <w:bottom w:val="single" w:sz="2" w:space="0" w:color="auto"/>
+          <w:right w:val="single" w:sz="2" w:space="0" w:color="auto"/>
+        </w:pBdr>
+        <w:shd w:val="clear" w:color="auto" w:fill="FFFFFF"/>
+        <w:spacing w:before="0" w:beforeAutospacing="0" w:after="90" w:afterAutospacing="0"/>
+        <w:rPr>
+          <w:rFonts w:ascii="Segoe UI" w:hAnsi="Segoe UI" w:cs="Segoe UI"/>
+          <w:color w:val="0D0D0D"/>
+          <w:sz w:val="20"/>
+          <w:szCs w:val="20"/>
+        </w:rPr>
+      </w:pPr>
+      <w:r>
+        <w:rPr>
+          <w:rFonts w:ascii="Segoe UI" w:hAnsi="Segoe UI" w:cs="Segoe UI"/>
+          <w:color w:val="0D0D0D"/>
+          <w:sz w:val="20"/>
+          <w:szCs w:val="20"/>
+        </w:rPr>
+        <w:t>some problems need rules, dashboards, or SQL, not AI</w:t>
+      </w:r>
+    </w:p>
+    <w:p>
+      <w:pPr>
+        <w:pStyle w:val="text-size-chat"/>
+        <w:numPr>
+          <w:ilvl w:val="0"/>
+          <w:numId w:val="1"/>
+        </w:numPr>
+        <w:pBdr>
+          <w:top w:val="single" w:sz="2" w:space="0" w:color="auto"/>
+          <w:left w:val="single" w:sz="2" w:space="0" w:color="auto"/>
+          <w:bottom w:val="single" w:sz="2" w:space="0" w:color="auto"/>
+          <w:right w:val="single" w:sz="2" w:space="0" w:color="auto"/>
+        </w:pBdr>
+        <w:shd w:val="clear" w:color="auto" w:fill="FFFFFF"/>
+        <w:spacing w:before="0" w:beforeAutospacing="0" w:after="90" w:afterAutospacing="0"/>
+        <w:rPr>
+          <w:rFonts w:ascii="Segoe UI" w:hAnsi="Segoe UI" w:cs="Segoe UI"/>
+          <w:color w:val="0D0D0D"/>
+          <w:sz w:val="20"/>
+          <w:szCs w:val="20"/>
+        </w:rPr>
+      </w:pPr>
+      <w:r>
+        <w:rPr>
+          <w:rFonts w:ascii="Segoe UI" w:hAnsi="Segoe UI" w:cs="Segoe UI"/>
+          <w:color w:val="0D0D0D"/>
+          <w:sz w:val="20"/>
+          <w:szCs w:val="20"/>
+        </w:rPr>
+        <w:t>some need ML</w:t>
+      </w:r>
+    </w:p>
+    <w:p>
+      <w:pPr>
+        <w:pStyle w:val="text-size-chat"/>
+        <w:numPr>
+          <w:ilvl w:val="0"/>
+          <w:numId w:val="1"/>
+        </w:numPr>
+        <w:pBdr>
+          <w:top w:val="single" w:sz="2" w:space="0" w:color="auto"/>
+          <w:left w:val="single" w:sz="2" w:space="0" w:color="auto"/>
+          <w:bottom w:val="single" w:sz="2" w:space="0" w:color="auto"/>
+          <w:right w:val="single" w:sz="2" w:space="0" w:color="auto"/>
+        </w:pBdr>
+        <w:shd w:val="clear" w:color="auto" w:fill="FFFFFF"/>
+        <w:spacing w:before="0" w:beforeAutospacing="0" w:after="90" w:afterAutospacing="0"/>
+        <w:rPr>
+          <w:rFonts w:ascii="Segoe UI" w:hAnsi="Segoe UI" w:cs="Segoe UI"/>
+          <w:color w:val="0D0D0D"/>
+          <w:sz w:val="20"/>
+          <w:szCs w:val="20"/>
+        </w:rPr>
+      </w:pPr>
+      <w:r>
+        <w:rPr>
+          <w:rFonts w:ascii="Segoe UI" w:hAnsi="Segoe UI" w:cs="Segoe UI"/>
+          <w:color w:val="0D0D0D"/>
+          <w:sz w:val="20"/>
+          <w:szCs w:val="20"/>
+        </w:rPr>
+        <w:t>some need GenAI</w:t>
+      </w:r>
+    </w:p>
+    <w:p>
+      <w:pPr>
+        <w:pStyle w:val="text-size-chat"/>
+        <w:numPr>
+          <w:ilvl w:val="0"/>
+          <w:numId w:val="1"/>
+        </w:numPr>
+        <w:pBdr>
+          <w:top w:val="single" w:sz="2" w:space="0" w:color="auto"/>
+          <w:left w:val="single" w:sz="2" w:space="0" w:color="auto"/>
+          <w:bottom w:val="single" w:sz="2" w:space="0" w:color="auto"/>
+          <w:right w:val="single" w:sz="2" w:space="0" w:color="auto"/>
+        </w:pBdr>
+        <w:shd w:val="clear" w:color="auto" w:fill="FFFFFF"/>
+        <w:spacing w:before="0" w:beforeAutospacing="0" w:after="90" w:afterAutospacing="0"/>
+        <w:rPr>
+          <w:rFonts w:ascii="Segoe UI" w:hAnsi="Segoe UI" w:cs="Segoe UI"/>
+          <w:color w:val="0D0D0D"/>
+          <w:sz w:val="20"/>
+          <w:szCs w:val="20"/>
+        </w:rPr>
+      </w:pPr>
+      <w:r>
+        <w:rPr>
+          <w:rFonts w:ascii="Segoe UI" w:hAnsi="Segoe UI" w:cs="Segoe UI"/>
+          <w:color w:val="0D0D0D"/>
+          <w:sz w:val="20"/>
+          <w:szCs w:val="20"/>
+        </w:rPr>
+        <w:t>very few need fully autonomous agents</w:t>
+      </w:r>
+    </w:p>
+    <w:p>
+      <w:pPr>
+        <w:pStyle w:val="text-size-chat"/>
+        <w:pBdr>
+          <w:top w:val="single" w:sz="2" w:space="0" w:color="auto"/>
+          <w:left w:val="single" w:sz="2" w:space="0" w:color="auto"/>
+          <w:bottom w:val="single" w:sz="2" w:space="0" w:color="auto"/>
+          <w:right w:val="single" w:sz="2" w:space="0" w:color="auto"/>
+        </w:pBdr>
+        <w:shd w:val="clear" w:color="auto" w:fill="FFFFFF"/>
+        <w:spacing w:before="0" w:beforeAutospacing="0" w:after="0" w:afterAutospacing="0"/>
+        <w:rPr>
+          <w:rFonts w:ascii="Segoe UI" w:hAnsi="Segoe UI" w:cs="Segoe UI"/>
+          <w:color w:val="0D0D0D"/>
+          <w:sz w:val="20"/>
+          <w:szCs w:val="20"/>
+        </w:rPr>
+      </w:pPr>
+      <w:r>
+        <w:rPr>
+          <w:rFonts w:ascii="Segoe UI" w:hAnsi="Segoe UI" w:cs="Segoe UI"/>
+          <w:color w:val="0D0D0D"/>
+          <w:sz w:val="20"/>
+          <w:szCs w:val="20"/>
+        </w:rPr>
+        <w:t xml:space="preserve">For your world, WAIMS is </w:t>
+      </w:r>
+      <w:proofErr w:type="gramStart"/>
+      <w:r>
+        <w:rPr>
+          <w:rFonts w:ascii="Segoe UI" w:hAnsi="Segoe UI" w:cs="Segoe UI"/>
+          <w:color w:val="0D0D0D"/>
+          <w:sz w:val="20"/>
+          <w:szCs w:val="20"/>
+        </w:rPr>
+        <w:t>actually a</w:t>
+      </w:r>
+      <w:proofErr w:type="gramEnd"/>
+      <w:r>
+        <w:rPr>
+          <w:rFonts w:ascii="Segoe UI" w:hAnsi="Segoe UI" w:cs="Segoe UI"/>
+          <w:color w:val="0D0D0D"/>
+          <w:sz w:val="20"/>
+          <w:szCs w:val="20"/>
+        </w:rPr>
+        <w:t xml:space="preserve"> good example:</w:t>
+      </w:r>
+    </w:p>
+    <w:p>
+      <w:pPr>
+        <w:pStyle w:val="text-size-chat"/>
+        <w:numPr>
+          <w:ilvl w:val="0"/>
+          <w:numId w:val="2"/>
+        </w:numPr>
+        <w:pBdr>
+          <w:top w:val="single" w:sz="2" w:space="0" w:color="auto"/>
+          <w:left w:val="single" w:sz="2" w:space="0" w:color="auto"/>
+          <w:bottom w:val="single" w:sz="2" w:space="0" w:color="auto"/>
+          <w:right w:val="single" w:sz="2" w:space="0" w:color="auto"/>
+        </w:pBdr>
+        <w:shd w:val="clear" w:color="auto" w:fill="FFFFFF"/>
+        <w:spacing w:before="0" w:beforeAutospacing="0" w:after="90" w:afterAutospacing="0"/>
+        <w:rPr>
+          <w:rFonts w:ascii="Segoe UI" w:hAnsi="Segoe UI" w:cs="Segoe UI"/>
+          <w:color w:val="0D0D0D"/>
+          <w:sz w:val="20"/>
+          <w:szCs w:val="20"/>
+        </w:rPr>
+      </w:pPr>
+      <w:r>
+        <w:rPr>
+          <w:rFonts w:ascii="Segoe UI" w:hAnsi="Segoe UI" w:cs="Segoe UI"/>
+          <w:color w:val="0D0D0D"/>
+          <w:sz w:val="20"/>
+          <w:szCs w:val="20"/>
+        </w:rPr>
+        <w:t>readiness scoring / forecasting: ML or rule-based models</w:t>
+      </w:r>
+    </w:p>
+    <w:p>
+      <w:pPr>
+        <w:pStyle w:val="text-size-chat"/>
+        <w:numPr>
+          <w:ilvl w:val="0"/>
+          <w:numId w:val="2"/>
+        </w:numPr>
+        <w:pBdr>
+          <w:top w:val="single" w:sz="2" w:space="0" w:color="auto"/>
+          <w:left w:val="single" w:sz="2" w:space="0" w:color="auto"/>
+          <w:bottom w:val="single" w:sz="2" w:space="0" w:color="auto"/>
+          <w:right w:val="single" w:sz="2" w:space="0" w:color="auto"/>
+        </w:pBdr>
+        <w:shd w:val="clear" w:color="auto" w:fill="FFFFFF"/>
+        <w:spacing w:before="0" w:beforeAutospacing="0" w:after="90" w:afterAutospacing="0"/>
+        <w:rPr>
+          <w:rFonts w:ascii="Segoe UI" w:hAnsi="Segoe UI" w:cs="Segoe UI"/>
+          <w:color w:val="0D0D0D"/>
+          <w:sz w:val="20"/>
+          <w:szCs w:val="20"/>
+        </w:rPr>
+      </w:pPr>
+      <w:r>
+        <w:rPr>
+          <w:rFonts w:ascii="Segoe UI" w:hAnsi="Segoe UI" w:cs="Segoe UI"/>
+          <w:color w:val="0D0D0D"/>
+          <w:sz w:val="20"/>
+          <w:szCs w:val="20"/>
+        </w:rPr>
+        <w:t>force plate / pattern detection: analytics + maybe ML</w:t>
+      </w:r>
+    </w:p>
+    <w:p>
+      <w:pPr>
+        <w:pStyle w:val="text-size-chat"/>
+        <w:numPr>
+          <w:ilvl w:val="0"/>
+          <w:numId w:val="2"/>
+        </w:numPr>
+        <w:pBdr>
+          <w:top w:val="single" w:sz="2" w:space="0" w:color="auto"/>
+          <w:left w:val="single" w:sz="2" w:space="0" w:color="auto"/>
+          <w:bottom w:val="single" w:sz="2" w:space="0" w:color="auto"/>
+          <w:right w:val="single" w:sz="2" w:space="0" w:color="auto"/>
+        </w:pBdr>
+        <w:shd w:val="clear" w:color="auto" w:fill="FFFFFF"/>
+        <w:spacing w:before="0" w:beforeAutospacing="0" w:after="90" w:afterAutospacing="0"/>
+        <w:rPr>
+          <w:rFonts w:ascii="Segoe UI" w:hAnsi="Segoe UI" w:cs="Segoe UI"/>
+          <w:color w:val="0D0D0D"/>
+          <w:sz w:val="20"/>
+          <w:szCs w:val="20"/>
+        </w:rPr>
+      </w:pPr>
+      <w:proofErr w:type="gramStart"/>
+      <w:r>
+        <w:rPr>
+          <w:rFonts w:ascii="Segoe UI" w:hAnsi="Segoe UI" w:cs="Segoe UI"/>
+          <w:color w:val="0D0D0D"/>
+          <w:sz w:val="20"/>
+          <w:szCs w:val="20"/>
+        </w:rPr>
+        <w:t>coach</w:t>
+      </w:r>
+      <w:proofErr w:type="gramEnd"/>
+      <w:r>
+        <w:rPr>
+          <w:rFonts w:ascii="Segoe UI" w:hAnsi="Segoe UI" w:cs="Segoe UI"/>
+          <w:color w:val="0D0D0D"/>
+          <w:sz w:val="20"/>
+          <w:szCs w:val="20"/>
+        </w:rPr>
+        <w:t xml:space="preserve"> and athlete voice Q&amp;A: GenAI or lighter NLP on top</w:t>
+      </w:r>
+    </w:p>
+    <w:p>
+      <w:pPr>
+        <w:pStyle w:val="text-size-chat"/>
+        <w:numPr>
+          <w:ilvl w:val="0"/>
+          <w:numId w:val="2"/>
+        </w:numPr>
+        <w:pBdr>
+          <w:top w:val="single" w:sz="2" w:space="0" w:color="auto"/>
+          <w:left w:val="single" w:sz="2" w:space="0" w:color="auto"/>
+          <w:bottom w:val="single" w:sz="2" w:space="0" w:color="auto"/>
+          <w:right w:val="single" w:sz="2" w:space="0" w:color="auto"/>
+        </w:pBdr>
+        <w:shd w:val="clear" w:color="auto" w:fill="FFFFFF"/>
+        <w:spacing w:before="0" w:beforeAutospacing="0" w:after="90" w:afterAutospacing="0"/>
+        <w:rPr>
+          <w:rFonts w:ascii="Segoe UI" w:hAnsi="Segoe UI" w:cs="Segoe UI"/>
+          <w:color w:val="0D0D0D"/>
+          <w:sz w:val="20"/>
+          <w:szCs w:val="20"/>
+        </w:rPr>
+      </w:pPr>
+      <w:r>
+        <w:rPr>
+          <w:rFonts w:ascii="Segoe UI" w:hAnsi="Segoe UI" w:cs="Segoe UI"/>
+          <w:color w:val="0D0D0D"/>
+          <w:sz w:val="20"/>
+          <w:szCs w:val="20"/>
+        </w:rPr>
+        <w:t>workflow automation across reports, alerts, exports: agents later</w:t>
+      </w:r>
+    </w:p>
+    <w:p>
+      <w:pPr>
+        <w:pStyle w:val="text-size-chat"/>
+        <w:pBdr>
+          <w:top w:val="single" w:sz="2" w:space="0" w:color="auto"/>
+          <w:left w:val="single" w:sz="2" w:space="0" w:color="auto"/>
+          <w:bottom w:val="single" w:sz="2" w:space="0" w:color="auto"/>
+          <w:right w:val="single" w:sz="2" w:space="0" w:color="auto"/>
+        </w:pBdr>
+        <w:shd w:val="clear" w:color="auto" w:fill="FFFFFF"/>
+        <w:spacing w:before="0" w:beforeAutospacing="0" w:after="0" w:afterAutospacing="0"/>
+        <w:rPr>
+          <w:rFonts w:ascii="Segoe UI" w:hAnsi="Segoe UI" w:cs="Segoe UI"/>
+          <w:color w:val="0D0D0D"/>
+          <w:sz w:val="20"/>
+          <w:szCs w:val="20"/>
+        </w:rPr>
+      </w:pPr>
+      <w:proofErr w:type="gramStart"/>
+      <w:r>
+        <w:rPr>
+          <w:rFonts w:ascii="Segoe UI" w:hAnsi="Segoe UI" w:cs="Segoe UI"/>
+          <w:color w:val="0D0D0D"/>
+          <w:sz w:val="20"/>
+          <w:szCs w:val="20"/>
+        </w:rPr>
+        <w:t>So</w:t>
+      </w:r>
+      <w:proofErr w:type="gramEnd"/>
+      <w:r>
+        <w:rPr>
+          <w:rFonts w:ascii="Segoe UI" w:hAnsi="Segoe UI" w:cs="Segoe UI"/>
+          <w:color w:val="0D0D0D"/>
+          <w:sz w:val="20"/>
+          <w:szCs w:val="20"/>
+        </w:rPr>
+        <w:t xml:space="preserve"> I’d say the post is directionally smart, but it risks overselling a rigid maturity ladder. </w:t>
+      </w:r>
+      <w:r>
+        <w:rPr>
+          <w:rFonts w:ascii="Segoe UI" w:hAnsi="Segoe UI" w:cs="Segoe UI"/>
+          <w:color w:val="EE0000"/>
+          <w:sz w:val="36"/>
+          <w:szCs w:val="36"/>
+        </w:rPr>
+        <w:t>The real answer is not “what layer are you on?” so much as “what decision are you trying to improve, and what is the lightest reliable method to do it?”</w:t>
       </w:r>
     </w:p>
     <w:p>
@@ -875,6 +1276,315 @@
     </w:sectPr>
   </w:body>
 </w:document>
+</file>
+
+<file path=word/numbering.xml><?xml version="1.0" encoding="utf-8"?>
+<w:numbering xmlns:wpc="http://schemas.microsoft.com/office/word/2010/wordprocessingCanvas" xmlns:cx="http://schemas.microsoft.com/office/drawing/2014/chartex" xmlns:cx1="http://schemas.microsoft.com/office/drawing/2015/9/8/chartex" xmlns:cx2="http://schemas.microsoft.com/office/drawing/2015/10/21/chartex" xmlns:cx3="http://schemas.microsoft.com/office/drawing/2016/5/9/chartex" xmlns:cx4="http://schemas.microsoft.com/office/drawing/2016/5/10/chartex" xmlns:cx5="http://schemas.microsoft.com/office/drawing/2016/5/11/chartex" xmlns:cx6="http://schemas.microsoft.com/office/drawing/2016/5/12/chartex" xmlns:cx7="http://schemas.microsoft.com/office/drawing/2016/5/13/chartex" xmlns:cx8="http://schemas.microsoft.com/office/drawing/2016/5/14/chartex" xmlns:mc="http://schemas.openxmlformats.org/markup-compatibility/2006" xmlns:aink="http://schemas.microsoft.com/office/drawing/2016/ink" xmlns:am3d="http://schemas.microsoft.com/office/drawing/2017/model3d" xmlns:o="urn:schemas-microsoft-com:office:office" xmlns:oel="http://schemas.microsoft.com/office/2019/extlst" xmlns:r="http://schemas.openxmlformats.org/officeDocument/2006/relationships" xmlns:m="http://schemas.openxmlformats.org/officeDocument/2006/math" xmlns:v="urn:schemas-microsoft-com:vml" xmlns:wp14="http://schemas.microsoft.com/office/word/2010/wordprocessingDrawing" xmlns:wp="http://schemas.openxmlformats.org/drawingml/2006/wordprocessingDrawing" xmlns:w10="urn:schemas-microsoft-com:office:word" xmlns:w="http://schemas.openxmlformats.org/wordprocessingml/2006/main" xmlns:w14="http://schemas.microsoft.com/office/word/2010/wordml" xmlns:w15="http://schemas.microsoft.com/office/word/2012/wordml" xmlns:w16cex="http://schemas.microsoft.com/office/word/2018/wordml/cex" xmlns:w16cid="http://schemas.microsoft.com/office/word/2016/wordml/cid" xmlns:w16="http://schemas.microsoft.com/office/word/2018/wordml" xmlns:w16du="http://schemas.microsoft.com/office/word/2023/wordml/word16du" xmlns:w16sdtdh="http://schemas.microsoft.com/office/word/2020/wordml/sdtdatahash" xmlns:w16sdtfl="http://schemas.microsoft.com/office/word/2024/wordml/sdtformatlock" xmlns:w16se="http://schemas.microsoft.com/office/word/2015/wordml/symex" xmlns:wpg="http://schemas.microsoft.com/office/word/2010/wordprocessingGroup" xmlns:wpi="http://schemas.microsoft.com/office/word/2010/wordprocessingInk" xmlns:wne="http://schemas.microsoft.com/office/word/2006/wordml" xmlns:wps="http://schemas.microsoft.com/office/word/2010/wordprocessingShape" mc:Ignorable="w14 w15 w16se w16cid w16 w16cex w16sdtdh w16sdtfl w16du wp14">
+  <w:abstractNum w:abstractNumId="0" w15:restartNumberingAfterBreak="0">
+    <w:nsid w:val="02B17A15"/>
+    <w:multiLevelType w:val="multilevel"/>
+    <w:tmpl w:val="8806BCE8"/>
+    <w:lvl w:ilvl="0">
+      <w:start w:val="1"/>
+      <w:numFmt w:val="bullet"/>
+      <w:lvlText w:val=""/>
+      <w:lvlJc w:val="left"/>
+      <w:pPr>
+        <w:tabs>
+          <w:tab w:val="num" w:pos="720"/>
+        </w:tabs>
+        <w:ind w:left="720" w:hanging="360"/>
+      </w:pPr>
+      <w:rPr>
+        <w:rFonts w:ascii="Symbol" w:hAnsi="Symbol" w:hint="default"/>
+        <w:sz w:val="20"/>
+      </w:rPr>
+    </w:lvl>
+    <w:lvl w:ilvl="1" w:tentative="1">
+      <w:start w:val="1"/>
+      <w:numFmt w:val="bullet"/>
+      <w:lvlText w:val=""/>
+      <w:lvlJc w:val="left"/>
+      <w:pPr>
+        <w:tabs>
+          <w:tab w:val="num" w:pos="1440"/>
+        </w:tabs>
+        <w:ind w:left="1440" w:hanging="360"/>
+      </w:pPr>
+      <w:rPr>
+        <w:rFonts w:ascii="Symbol" w:hAnsi="Symbol" w:hint="default"/>
+        <w:sz w:val="20"/>
+      </w:rPr>
+    </w:lvl>
+    <w:lvl w:ilvl="2" w:tentative="1">
+      <w:start w:val="1"/>
+      <w:numFmt w:val="bullet"/>
+      <w:lvlText w:val=""/>
+      <w:lvlJc w:val="left"/>
+      <w:pPr>
+        <w:tabs>
+          <w:tab w:val="num" w:pos="2160"/>
+        </w:tabs>
+        <w:ind w:left="2160" w:hanging="360"/>
+      </w:pPr>
+      <w:rPr>
+        <w:rFonts w:ascii="Symbol" w:hAnsi="Symbol" w:hint="default"/>
+        <w:sz w:val="20"/>
+      </w:rPr>
+    </w:lvl>
+    <w:lvl w:ilvl="3" w:tentative="1">
+      <w:start w:val="1"/>
+      <w:numFmt w:val="bullet"/>
+      <w:lvlText w:val=""/>
+      <w:lvlJc w:val="left"/>
+      <w:pPr>
+        <w:tabs>
+          <w:tab w:val="num" w:pos="2880"/>
+        </w:tabs>
+        <w:ind w:left="2880" w:hanging="360"/>
+      </w:pPr>
+      <w:rPr>
+        <w:rFonts w:ascii="Symbol" w:hAnsi="Symbol" w:hint="default"/>
+        <w:sz w:val="20"/>
+      </w:rPr>
+    </w:lvl>
+    <w:lvl w:ilvl="4" w:tentative="1">
+      <w:start w:val="1"/>
+      <w:numFmt w:val="bullet"/>
+      <w:lvlText w:val=""/>
+      <w:lvlJc w:val="left"/>
+      <w:pPr>
+        <w:tabs>
+          <w:tab w:val="num" w:pos="3600"/>
+        </w:tabs>
+        <w:ind w:left="3600" w:hanging="360"/>
+      </w:pPr>
+      <w:rPr>
+        <w:rFonts w:ascii="Symbol" w:hAnsi="Symbol" w:hint="default"/>
+        <w:sz w:val="20"/>
+      </w:rPr>
+    </w:lvl>
+    <w:lvl w:ilvl="5" w:tentative="1">
+      <w:start w:val="1"/>
+      <w:numFmt w:val="bullet"/>
+      <w:lvlText w:val=""/>
+      <w:lvlJc w:val="left"/>
+      <w:pPr>
+        <w:tabs>
+          <w:tab w:val="num" w:pos="4320"/>
+        </w:tabs>
+        <w:ind w:left="4320" w:hanging="360"/>
+      </w:pPr>
+      <w:rPr>
+        <w:rFonts w:ascii="Symbol" w:hAnsi="Symbol" w:hint="default"/>
+        <w:sz w:val="20"/>
+      </w:rPr>
+    </w:lvl>
+    <w:lvl w:ilvl="6" w:tentative="1">
+      <w:start w:val="1"/>
+      <w:numFmt w:val="bullet"/>
+      <w:lvlText w:val=""/>
+      <w:lvlJc w:val="left"/>
+      <w:pPr>
+        <w:tabs>
+          <w:tab w:val="num" w:pos="5040"/>
+        </w:tabs>
+        <w:ind w:left="5040" w:hanging="360"/>
+      </w:pPr>
+      <w:rPr>
+        <w:rFonts w:ascii="Symbol" w:hAnsi="Symbol" w:hint="default"/>
+        <w:sz w:val="20"/>
+      </w:rPr>
+    </w:lvl>
+    <w:lvl w:ilvl="7" w:tentative="1">
+      <w:start w:val="1"/>
+      <w:numFmt w:val="bullet"/>
+      <w:lvlText w:val=""/>
+      <w:lvlJc w:val="left"/>
+      <w:pPr>
+        <w:tabs>
+          <w:tab w:val="num" w:pos="5760"/>
+        </w:tabs>
+        <w:ind w:left="5760" w:hanging="360"/>
+      </w:pPr>
+      <w:rPr>
+        <w:rFonts w:ascii="Symbol" w:hAnsi="Symbol" w:hint="default"/>
+        <w:sz w:val="20"/>
+      </w:rPr>
+    </w:lvl>
+    <w:lvl w:ilvl="8" w:tentative="1">
+      <w:start w:val="1"/>
+      <w:numFmt w:val="bullet"/>
+      <w:lvlText w:val=""/>
+      <w:lvlJc w:val="left"/>
+      <w:pPr>
+        <w:tabs>
+          <w:tab w:val="num" w:pos="6480"/>
+        </w:tabs>
+        <w:ind w:left="6480" w:hanging="360"/>
+      </w:pPr>
+      <w:rPr>
+        <w:rFonts w:ascii="Symbol" w:hAnsi="Symbol" w:hint="default"/>
+        <w:sz w:val="20"/>
+      </w:rPr>
+    </w:lvl>
+  </w:abstractNum>
+  <w:abstractNum w:abstractNumId="1" w15:restartNumberingAfterBreak="0">
+    <w:nsid w:val="6C1001F2"/>
+    <w:multiLevelType w:val="multilevel"/>
+    <w:tmpl w:val="A4387C4E"/>
+    <w:lvl w:ilvl="0">
+      <w:start w:val="1"/>
+      <w:numFmt w:val="bullet"/>
+      <w:lvlText w:val=""/>
+      <w:lvlJc w:val="left"/>
+      <w:pPr>
+        <w:tabs>
+          <w:tab w:val="num" w:pos="720"/>
+        </w:tabs>
+        <w:ind w:left="720" w:hanging="360"/>
+      </w:pPr>
+      <w:rPr>
+        <w:rFonts w:ascii="Symbol" w:hAnsi="Symbol" w:hint="default"/>
+        <w:sz w:val="20"/>
+      </w:rPr>
+    </w:lvl>
+    <w:lvl w:ilvl="1" w:tentative="1">
+      <w:start w:val="1"/>
+      <w:numFmt w:val="bullet"/>
+      <w:lvlText w:val=""/>
+      <w:lvlJc w:val="left"/>
+      <w:pPr>
+        <w:tabs>
+          <w:tab w:val="num" w:pos="1440"/>
+        </w:tabs>
+        <w:ind w:left="1440" w:hanging="360"/>
+      </w:pPr>
+      <w:rPr>
+        <w:rFonts w:ascii="Symbol" w:hAnsi="Symbol" w:hint="default"/>
+        <w:sz w:val="20"/>
+      </w:rPr>
+    </w:lvl>
+    <w:lvl w:ilvl="2" w:tentative="1">
+      <w:start w:val="1"/>
+      <w:numFmt w:val="bullet"/>
+      <w:lvlText w:val=""/>
+      <w:lvlJc w:val="left"/>
+      <w:pPr>
+        <w:tabs>
+          <w:tab w:val="num" w:pos="2160"/>
+        </w:tabs>
+        <w:ind w:left="2160" w:hanging="360"/>
+      </w:pPr>
+      <w:rPr>
+        <w:rFonts w:ascii="Symbol" w:hAnsi="Symbol" w:hint="default"/>
+        <w:sz w:val="20"/>
+      </w:rPr>
+    </w:lvl>
+    <w:lvl w:ilvl="3" w:tentative="1">
+      <w:start w:val="1"/>
+      <w:numFmt w:val="bullet"/>
+      <w:lvlText w:val=""/>
+      <w:lvlJc w:val="left"/>
+      <w:pPr>
+        <w:tabs>
+          <w:tab w:val="num" w:pos="2880"/>
+        </w:tabs>
+        <w:ind w:left="2880" w:hanging="360"/>
+      </w:pPr>
+      <w:rPr>
+        <w:rFonts w:ascii="Symbol" w:hAnsi="Symbol" w:hint="default"/>
+        <w:sz w:val="20"/>
+      </w:rPr>
+    </w:lvl>
+    <w:lvl w:ilvl="4" w:tentative="1">
+      <w:start w:val="1"/>
+      <w:numFmt w:val="bullet"/>
+      <w:lvlText w:val=""/>
+      <w:lvlJc w:val="left"/>
+      <w:pPr>
+        <w:tabs>
+          <w:tab w:val="num" w:pos="3600"/>
+        </w:tabs>
+        <w:ind w:left="3600" w:hanging="360"/>
+      </w:pPr>
+      <w:rPr>
+        <w:rFonts w:ascii="Symbol" w:hAnsi="Symbol" w:hint="default"/>
+        <w:sz w:val="20"/>
+      </w:rPr>
+    </w:lvl>
+    <w:lvl w:ilvl="5" w:tentative="1">
+      <w:start w:val="1"/>
+      <w:numFmt w:val="bullet"/>
+      <w:lvlText w:val=""/>
+      <w:lvlJc w:val="left"/>
+      <w:pPr>
+        <w:tabs>
+          <w:tab w:val="num" w:pos="4320"/>
+        </w:tabs>
+        <w:ind w:left="4320" w:hanging="360"/>
+      </w:pPr>
+      <w:rPr>
+        <w:rFonts w:ascii="Symbol" w:hAnsi="Symbol" w:hint="default"/>
+        <w:sz w:val="20"/>
+      </w:rPr>
+    </w:lvl>
+    <w:lvl w:ilvl="6" w:tentative="1">
+      <w:start w:val="1"/>
+      <w:numFmt w:val="bullet"/>
+      <w:lvlText w:val=""/>
+      <w:lvlJc w:val="left"/>
+      <w:pPr>
+        <w:tabs>
+          <w:tab w:val="num" w:pos="5040"/>
+        </w:tabs>
+        <w:ind w:left="5040" w:hanging="360"/>
+      </w:pPr>
+      <w:rPr>
+        <w:rFonts w:ascii="Symbol" w:hAnsi="Symbol" w:hint="default"/>
+        <w:sz w:val="20"/>
+      </w:rPr>
+    </w:lvl>
+    <w:lvl w:ilvl="7" w:tentative="1">
+      <w:start w:val="1"/>
+      <w:numFmt w:val="bullet"/>
+      <w:lvlText w:val=""/>
+      <w:lvlJc w:val="left"/>
+      <w:pPr>
+        <w:tabs>
+          <w:tab w:val="num" w:pos="5760"/>
+        </w:tabs>
+        <w:ind w:left="5760" w:hanging="360"/>
+      </w:pPr>
+      <w:rPr>
+        <w:rFonts w:ascii="Symbol" w:hAnsi="Symbol" w:hint="default"/>
+        <w:sz w:val="20"/>
+      </w:rPr>
+    </w:lvl>
+    <w:lvl w:ilvl="8" w:tentative="1">
+      <w:start w:val="1"/>
+      <w:numFmt w:val="bullet"/>
+      <w:lvlText w:val=""/>
+      <w:lvlJc w:val="left"/>
+      <w:pPr>
+        <w:tabs>
+          <w:tab w:val="num" w:pos="6480"/>
+        </w:tabs>
+        <w:ind w:left="6480" w:hanging="360"/>
+      </w:pPr>
+      <w:rPr>
+        <w:rFonts w:ascii="Symbol" w:hAnsi="Symbol" w:hint="default"/>
+        <w:sz w:val="20"/>
+      </w:rPr>
+    </w:lvl>
+  </w:abstractNum>
+  <w:num w:numId="1" w16cid:durableId="332800418">
+    <w:abstractNumId w:val="1"/>
+  </w:num>
+  <w:num w:numId="2" w16cid:durableId="1368607090">
+    <w:abstractNumId w:val="0"/>
+  </w:num>
+</w:numbering>
 </file>
 
 <file path=word/styles.xml><?xml version="1.0" encoding="utf-8"?>
@@ -1855,6 +2565,14 @@
       <w:szCs w:val="20"/>
     </w:rPr>
   </w:style>
+  <w:style w:type="paragraph" w:customStyle="1" w:styleId="text-size-chat">
+    <w:name w:val="text-size-chat"/>
+    <w:basedOn w:val="Normal"/>
+    <w:rsid w:val="00EE4829"/>
+    <w:pPr>
+      <w:spacing w:before="100" w:beforeAutospacing="1" w:after="100" w:afterAutospacing="1"/>
+    </w:pPr>
+  </w:style>
 </w:styles>
 </file>
 
